--- a/PA1_CastellaCot_MartinGiol_GutierrezCanuto/bin/p07_BarrageLaunchers/ShortReport.docx
+++ b/PA1_CastellaCot_MartinGiol_GutierrezCanuto/bin/p07_BarrageLaunchers/ShortReport.docx
@@ -31,7 +31,7 @@
     </w:p>
     <w:tbl>
       <w:tblPr>
-        <w:tblStyle w:val="TableGrid"/>
+        <w:tblStyle w:val="Tablaconcuadrcula"/>
         <w:tblW w:w="0" w:type="auto"/>
         <w:tblLook w:val="04A0" w:firstRow="1" w:lastRow="0" w:firstColumn="1" w:lastColumn="0" w:noHBand="0" w:noVBand="1"/>
       </w:tblPr>
@@ -58,30 +58,7 @@
               <w:rPr>
                 <w:color w:val="FF0000"/>
               </w:rPr>
-              <w:t>Write your names here</w:t>
-            </w:r>
-          </w:p>
-        </w:tc>
-      </w:tr>
-    </w:tbl>
-    <w:p/>
-    <w:tbl>
-      <w:tblPr>
-        <w:tblStyle w:val="TableGrid"/>
-        <w:tblW w:w="0" w:type="auto"/>
-        <w:tblLook w:val="04A0" w:firstRow="1" w:lastRow="0" w:firstColumn="1" w:lastColumn="0" w:noHBand="0" w:noVBand="1"/>
-      </w:tblPr>
-      <w:tblGrid>
-        <w:gridCol w:w="8494"/>
-      </w:tblGrid>
-      <w:tr>
-        <w:tc>
-          <w:tcPr>
-            <w:tcW w:w="8494" w:type="dxa"/>
-          </w:tcPr>
-          <w:p>
-            <w:r>
-              <w:t>Which type of thread pool did you choose to use? Why</w:t>
+              <w:t>Roger Castellà Cot</w:t>
             </w:r>
           </w:p>
           <w:p>
@@ -94,7 +71,20 @@
               <w:rPr>
                 <w:color w:val="FF0000"/>
               </w:rPr>
-              <w:t>Answer here</w:t>
+              <w:t>Arnau Martín Giol</w:t>
+            </w:r>
+          </w:p>
+          <w:p>
+            <w:pPr>
+              <w:rPr>
+                <w:color w:val="FF0000"/>
+              </w:rPr>
+            </w:pPr>
+            <w:r>
+              <w:rPr>
+                <w:color w:val="FF0000"/>
+              </w:rPr>
+              <w:t>Alex Gutierrez Canuto</w:t>
             </w:r>
           </w:p>
         </w:tc>
@@ -103,7 +93,44 @@
     <w:p/>
     <w:tbl>
       <w:tblPr>
-        <w:tblStyle w:val="TableGrid"/>
+        <w:tblStyle w:val="Tablaconcuadrcula"/>
+        <w:tblW w:w="0" w:type="auto"/>
+        <w:tblLook w:val="04A0" w:firstRow="1" w:lastRow="0" w:firstColumn="1" w:lastColumn="0" w:noHBand="0" w:noVBand="1"/>
+      </w:tblPr>
+      <w:tblGrid>
+        <w:gridCol w:w="8494"/>
+      </w:tblGrid>
+      <w:tr>
+        <w:tc>
+          <w:tcPr>
+            <w:tcW w:w="8494" w:type="dxa"/>
+          </w:tcPr>
+          <w:p>
+            <w:r>
+              <w:t>Which type of thread pool did you choose to use? Why</w:t>
+            </w:r>
+          </w:p>
+          <w:p>
+            <w:pPr>
+              <w:rPr>
+                <w:color w:val="FF0000"/>
+                <w:u w:val="single"/>
+              </w:rPr>
+            </w:pPr>
+            <w:r>
+              <w:rPr>
+                <w:color w:val="FF0000"/>
+              </w:rPr>
+              <w:t>Answer here</w:t>
+            </w:r>
+          </w:p>
+        </w:tc>
+      </w:tr>
+    </w:tbl>
+    <w:p/>
+    <w:tbl>
+      <w:tblPr>
+        <w:tblStyle w:val="Tablaconcuadrcula"/>
         <w:tblW w:w="0" w:type="auto"/>
         <w:tblLook w:val="04A0" w:firstRow="1" w:lastRow="0" w:firstColumn="1" w:lastColumn="0" w:noHBand="0" w:noVBand="1"/>
       </w:tblPr>
@@ -162,7 +189,7 @@
     </w:p>
     <w:tbl>
       <w:tblPr>
-        <w:tblStyle w:val="TableGrid"/>
+        <w:tblStyle w:val="Tablaconcuadrcula"/>
         <w:tblW w:w="0" w:type="auto"/>
         <w:jc w:val="center"/>
         <w:tblLook w:val="04A0" w:firstRow="1" w:lastRow="0" w:firstColumn="1" w:lastColumn="0" w:noHBand="0" w:noVBand="1"/>
@@ -265,7 +292,7 @@
           </w:tcPr>
           <w:p>
             <w:pPr>
-              <w:pStyle w:val="ListParagraph"/>
+              <w:pStyle w:val="Prrafodelista"/>
               <w:numPr>
                 <w:ilvl w:val="0"/>
                 <w:numId w:val="1"/>
@@ -297,7 +324,7 @@
           </w:tcPr>
           <w:p>
             <w:pPr>
-              <w:pStyle w:val="ListParagraph"/>
+              <w:pStyle w:val="Prrafodelista"/>
               <w:numPr>
                 <w:ilvl w:val="0"/>
                 <w:numId w:val="1"/>
@@ -329,7 +356,7 @@
           </w:tcPr>
           <w:p>
             <w:pPr>
-              <w:pStyle w:val="ListParagraph"/>
+              <w:pStyle w:val="Prrafodelista"/>
               <w:numPr>
                 <w:ilvl w:val="0"/>
                 <w:numId w:val="1"/>
@@ -361,7 +388,7 @@
           </w:tcPr>
           <w:p>
             <w:pPr>
-              <w:pStyle w:val="ListParagraph"/>
+              <w:pStyle w:val="Prrafodelista"/>
               <w:numPr>
                 <w:ilvl w:val="0"/>
                 <w:numId w:val="1"/>
@@ -393,7 +420,7 @@
           </w:tcPr>
           <w:p>
             <w:pPr>
-              <w:pStyle w:val="ListParagraph"/>
+              <w:pStyle w:val="Prrafodelista"/>
               <w:numPr>
                 <w:ilvl w:val="0"/>
                 <w:numId w:val="1"/>
@@ -425,7 +452,7 @@
           </w:tcPr>
           <w:p>
             <w:pPr>
-              <w:pStyle w:val="ListParagraph"/>
+              <w:pStyle w:val="Prrafodelista"/>
               <w:numPr>
                 <w:ilvl w:val="0"/>
                 <w:numId w:val="1"/>
@@ -457,7 +484,7 @@
           </w:tcPr>
           <w:p>
             <w:pPr>
-              <w:pStyle w:val="ListParagraph"/>
+              <w:pStyle w:val="Prrafodelista"/>
               <w:numPr>
                 <w:ilvl w:val="0"/>
                 <w:numId w:val="1"/>
@@ -489,7 +516,7 @@
           </w:tcPr>
           <w:p>
             <w:pPr>
-              <w:pStyle w:val="ListParagraph"/>
+              <w:pStyle w:val="Prrafodelista"/>
               <w:numPr>
                 <w:ilvl w:val="0"/>
                 <w:numId w:val="1"/>
@@ -521,7 +548,7 @@
           </w:tcPr>
           <w:p>
             <w:pPr>
-              <w:pStyle w:val="ListParagraph"/>
+              <w:pStyle w:val="Prrafodelista"/>
               <w:numPr>
                 <w:ilvl w:val="0"/>
                 <w:numId w:val="1"/>
@@ -553,7 +580,7 @@
           </w:tcPr>
           <w:p>
             <w:pPr>
-              <w:pStyle w:val="ListParagraph"/>
+              <w:pStyle w:val="Prrafodelista"/>
               <w:numPr>
                 <w:ilvl w:val="0"/>
                 <w:numId w:val="1"/>
@@ -606,7 +633,7 @@
     <w:p/>
     <w:tbl>
       <w:tblPr>
-        <w:tblStyle w:val="TableGrid"/>
+        <w:tblStyle w:val="Tablaconcuadrcula"/>
         <w:tblW w:w="0" w:type="auto"/>
         <w:tblLook w:val="04A0" w:firstRow="1" w:lastRow="0" w:firstColumn="1" w:lastColumn="0" w:noHBand="0" w:noVBand="1"/>
       </w:tblPr>
@@ -1159,11 +1186,11 @@
       <w:lang w:val="en-GB"/>
     </w:rPr>
   </w:style>
-  <w:style w:type="paragraph" w:styleId="Heading1">
+  <w:style w:type="paragraph" w:styleId="Ttulo1">
     <w:name w:val="heading 1"/>
     <w:basedOn w:val="Normal"/>
     <w:next w:val="Normal"/>
-    <w:link w:val="Heading1Char"/>
+    <w:link w:val="Ttulo1Car"/>
     <w:uiPriority w:val="9"/>
     <w:qFormat/>
     <w:rsid w:val="00AD609F"/>
@@ -1180,11 +1207,11 @@
       <w:szCs w:val="40"/>
     </w:rPr>
   </w:style>
-  <w:style w:type="paragraph" w:styleId="Heading2">
+  <w:style w:type="paragraph" w:styleId="Ttulo2">
     <w:name w:val="heading 2"/>
     <w:basedOn w:val="Normal"/>
     <w:next w:val="Normal"/>
-    <w:link w:val="Heading2Char"/>
+    <w:link w:val="Ttulo2Car"/>
     <w:uiPriority w:val="9"/>
     <w:semiHidden/>
     <w:unhideWhenUsed/>
@@ -1203,11 +1230,11 @@
       <w:szCs w:val="32"/>
     </w:rPr>
   </w:style>
-  <w:style w:type="paragraph" w:styleId="Heading3">
+  <w:style w:type="paragraph" w:styleId="Ttulo3">
     <w:name w:val="heading 3"/>
     <w:basedOn w:val="Normal"/>
     <w:next w:val="Normal"/>
-    <w:link w:val="Heading3Char"/>
+    <w:link w:val="Ttulo3Car"/>
     <w:uiPriority w:val="9"/>
     <w:semiHidden/>
     <w:unhideWhenUsed/>
@@ -1226,11 +1253,11 @@
       <w:szCs w:val="28"/>
     </w:rPr>
   </w:style>
-  <w:style w:type="paragraph" w:styleId="Heading4">
+  <w:style w:type="paragraph" w:styleId="Ttulo4">
     <w:name w:val="heading 4"/>
     <w:basedOn w:val="Normal"/>
     <w:next w:val="Normal"/>
-    <w:link w:val="Heading4Char"/>
+    <w:link w:val="Ttulo4Car"/>
     <w:uiPriority w:val="9"/>
     <w:semiHidden/>
     <w:unhideWhenUsed/>
@@ -1249,11 +1276,11 @@
       <w:color w:val="2F5496" w:themeColor="accent1" w:themeShade="BF"/>
     </w:rPr>
   </w:style>
-  <w:style w:type="paragraph" w:styleId="Heading5">
+  <w:style w:type="paragraph" w:styleId="Ttulo5">
     <w:name w:val="heading 5"/>
     <w:basedOn w:val="Normal"/>
     <w:next w:val="Normal"/>
-    <w:link w:val="Heading5Char"/>
+    <w:link w:val="Ttulo5Car"/>
     <w:uiPriority w:val="9"/>
     <w:semiHidden/>
     <w:unhideWhenUsed/>
@@ -1270,11 +1297,11 @@
       <w:color w:val="2F5496" w:themeColor="accent1" w:themeShade="BF"/>
     </w:rPr>
   </w:style>
-  <w:style w:type="paragraph" w:styleId="Heading6">
+  <w:style w:type="paragraph" w:styleId="Ttulo6">
     <w:name w:val="heading 6"/>
     <w:basedOn w:val="Normal"/>
     <w:next w:val="Normal"/>
-    <w:link w:val="Heading6Char"/>
+    <w:link w:val="Ttulo6Car"/>
     <w:uiPriority w:val="9"/>
     <w:semiHidden/>
     <w:unhideWhenUsed/>
@@ -1293,11 +1320,11 @@
       <w:color w:val="595959" w:themeColor="text1" w:themeTint="A6"/>
     </w:rPr>
   </w:style>
-  <w:style w:type="paragraph" w:styleId="Heading7">
+  <w:style w:type="paragraph" w:styleId="Ttulo7">
     <w:name w:val="heading 7"/>
     <w:basedOn w:val="Normal"/>
     <w:next w:val="Normal"/>
-    <w:link w:val="Heading7Char"/>
+    <w:link w:val="Ttulo7Car"/>
     <w:uiPriority w:val="9"/>
     <w:semiHidden/>
     <w:unhideWhenUsed/>
@@ -1314,11 +1341,11 @@
       <w:color w:val="595959" w:themeColor="text1" w:themeTint="A6"/>
     </w:rPr>
   </w:style>
-  <w:style w:type="paragraph" w:styleId="Heading8">
+  <w:style w:type="paragraph" w:styleId="Ttulo8">
     <w:name w:val="heading 8"/>
     <w:basedOn w:val="Normal"/>
     <w:next w:val="Normal"/>
-    <w:link w:val="Heading8Char"/>
+    <w:link w:val="Ttulo8Car"/>
     <w:uiPriority w:val="9"/>
     <w:semiHidden/>
     <w:unhideWhenUsed/>
@@ -1337,11 +1364,11 @@
       <w:color w:val="272727" w:themeColor="text1" w:themeTint="D8"/>
     </w:rPr>
   </w:style>
-  <w:style w:type="paragraph" w:styleId="Heading9">
+  <w:style w:type="paragraph" w:styleId="Ttulo9">
     <w:name w:val="heading 9"/>
     <w:basedOn w:val="Normal"/>
     <w:next w:val="Normal"/>
-    <w:link w:val="Heading9Char"/>
+    <w:link w:val="Ttulo9Car"/>
     <w:uiPriority w:val="9"/>
     <w:semiHidden/>
     <w:unhideWhenUsed/>
@@ -1358,13 +1385,13 @@
       <w:color w:val="272727" w:themeColor="text1" w:themeTint="D8"/>
     </w:rPr>
   </w:style>
-  <w:style w:type="character" w:default="1" w:styleId="DefaultParagraphFont">
+  <w:style w:type="character" w:default="1" w:styleId="Fuentedeprrafopredeter">
     <w:name w:val="Default Paragraph Font"/>
     <w:uiPriority w:val="1"/>
     <w:semiHidden/>
     <w:unhideWhenUsed/>
   </w:style>
-  <w:style w:type="table" w:default="1" w:styleId="TableNormal">
+  <w:style w:type="table" w:default="1" w:styleId="Tablanormal">
     <w:name w:val="Normal Table"/>
     <w:uiPriority w:val="99"/>
     <w:semiHidden/>
@@ -1379,16 +1406,16 @@
       </w:tblCellMar>
     </w:tblPr>
   </w:style>
-  <w:style w:type="numbering" w:default="1" w:styleId="NoList">
+  <w:style w:type="numbering" w:default="1" w:styleId="Sinlista">
     <w:name w:val="No List"/>
     <w:uiPriority w:val="99"/>
     <w:semiHidden/>
     <w:unhideWhenUsed/>
   </w:style>
-  <w:style w:type="character" w:customStyle="1" w:styleId="Heading1Char">
-    <w:name w:val="Heading 1 Char"/>
-    <w:basedOn w:val="DefaultParagraphFont"/>
-    <w:link w:val="Heading1"/>
+  <w:style w:type="character" w:customStyle="1" w:styleId="Ttulo1Car">
+    <w:name w:val="Título 1 Car"/>
+    <w:basedOn w:val="Fuentedeprrafopredeter"/>
+    <w:link w:val="Ttulo1"/>
     <w:uiPriority w:val="9"/>
     <w:rsid w:val="00AD609F"/>
     <w:rPr>
@@ -1398,10 +1425,10 @@
       <w:szCs w:val="40"/>
     </w:rPr>
   </w:style>
-  <w:style w:type="character" w:customStyle="1" w:styleId="Heading2Char">
-    <w:name w:val="Heading 2 Char"/>
-    <w:basedOn w:val="DefaultParagraphFont"/>
-    <w:link w:val="Heading2"/>
+  <w:style w:type="character" w:customStyle="1" w:styleId="Ttulo2Car">
+    <w:name w:val="Título 2 Car"/>
+    <w:basedOn w:val="Fuentedeprrafopredeter"/>
+    <w:link w:val="Ttulo2"/>
     <w:uiPriority w:val="9"/>
     <w:semiHidden/>
     <w:rsid w:val="00AD609F"/>
@@ -1412,10 +1439,10 @@
       <w:szCs w:val="32"/>
     </w:rPr>
   </w:style>
-  <w:style w:type="character" w:customStyle="1" w:styleId="Heading3Char">
-    <w:name w:val="Heading 3 Char"/>
-    <w:basedOn w:val="DefaultParagraphFont"/>
-    <w:link w:val="Heading3"/>
+  <w:style w:type="character" w:customStyle="1" w:styleId="Ttulo3Car">
+    <w:name w:val="Título 3 Car"/>
+    <w:basedOn w:val="Fuentedeprrafopredeter"/>
+    <w:link w:val="Ttulo3"/>
     <w:uiPriority w:val="9"/>
     <w:semiHidden/>
     <w:rsid w:val="00AD609F"/>
@@ -1426,10 +1453,10 @@
       <w:szCs w:val="28"/>
     </w:rPr>
   </w:style>
-  <w:style w:type="character" w:customStyle="1" w:styleId="Heading4Char">
-    <w:name w:val="Heading 4 Char"/>
-    <w:basedOn w:val="DefaultParagraphFont"/>
-    <w:link w:val="Heading4"/>
+  <w:style w:type="character" w:customStyle="1" w:styleId="Ttulo4Car">
+    <w:name w:val="Título 4 Car"/>
+    <w:basedOn w:val="Fuentedeprrafopredeter"/>
+    <w:link w:val="Ttulo4"/>
     <w:uiPriority w:val="9"/>
     <w:semiHidden/>
     <w:rsid w:val="00AD609F"/>
@@ -1440,10 +1467,10 @@
       <w:color w:val="2F5496" w:themeColor="accent1" w:themeShade="BF"/>
     </w:rPr>
   </w:style>
-  <w:style w:type="character" w:customStyle="1" w:styleId="Heading5Char">
-    <w:name w:val="Heading 5 Char"/>
-    <w:basedOn w:val="DefaultParagraphFont"/>
-    <w:link w:val="Heading5"/>
+  <w:style w:type="character" w:customStyle="1" w:styleId="Ttulo5Car">
+    <w:name w:val="Título 5 Car"/>
+    <w:basedOn w:val="Fuentedeprrafopredeter"/>
+    <w:link w:val="Ttulo5"/>
     <w:uiPriority w:val="9"/>
     <w:semiHidden/>
     <w:rsid w:val="00AD609F"/>
@@ -1452,10 +1479,10 @@
       <w:color w:val="2F5496" w:themeColor="accent1" w:themeShade="BF"/>
     </w:rPr>
   </w:style>
-  <w:style w:type="character" w:customStyle="1" w:styleId="Heading6Char">
-    <w:name w:val="Heading 6 Char"/>
-    <w:basedOn w:val="DefaultParagraphFont"/>
-    <w:link w:val="Heading6"/>
+  <w:style w:type="character" w:customStyle="1" w:styleId="Ttulo6Car">
+    <w:name w:val="Título 6 Car"/>
+    <w:basedOn w:val="Fuentedeprrafopredeter"/>
+    <w:link w:val="Ttulo6"/>
     <w:uiPriority w:val="9"/>
     <w:semiHidden/>
     <w:rsid w:val="00AD609F"/>
@@ -1466,10 +1493,10 @@
       <w:color w:val="595959" w:themeColor="text1" w:themeTint="A6"/>
     </w:rPr>
   </w:style>
-  <w:style w:type="character" w:customStyle="1" w:styleId="Heading7Char">
-    <w:name w:val="Heading 7 Char"/>
-    <w:basedOn w:val="DefaultParagraphFont"/>
-    <w:link w:val="Heading7"/>
+  <w:style w:type="character" w:customStyle="1" w:styleId="Ttulo7Car">
+    <w:name w:val="Título 7 Car"/>
+    <w:basedOn w:val="Fuentedeprrafopredeter"/>
+    <w:link w:val="Ttulo7"/>
     <w:uiPriority w:val="9"/>
     <w:semiHidden/>
     <w:rsid w:val="00AD609F"/>
@@ -1478,10 +1505,10 @@
       <w:color w:val="595959" w:themeColor="text1" w:themeTint="A6"/>
     </w:rPr>
   </w:style>
-  <w:style w:type="character" w:customStyle="1" w:styleId="Heading8Char">
-    <w:name w:val="Heading 8 Char"/>
-    <w:basedOn w:val="DefaultParagraphFont"/>
-    <w:link w:val="Heading8"/>
+  <w:style w:type="character" w:customStyle="1" w:styleId="Ttulo8Car">
+    <w:name w:val="Título 8 Car"/>
+    <w:basedOn w:val="Fuentedeprrafopredeter"/>
+    <w:link w:val="Ttulo8"/>
     <w:uiPriority w:val="9"/>
     <w:semiHidden/>
     <w:rsid w:val="00AD609F"/>
@@ -1492,10 +1519,10 @@
       <w:color w:val="272727" w:themeColor="text1" w:themeTint="D8"/>
     </w:rPr>
   </w:style>
-  <w:style w:type="character" w:customStyle="1" w:styleId="Heading9Char">
-    <w:name w:val="Heading 9 Char"/>
-    <w:basedOn w:val="DefaultParagraphFont"/>
-    <w:link w:val="Heading9"/>
+  <w:style w:type="character" w:customStyle="1" w:styleId="Ttulo9Car">
+    <w:name w:val="Título 9 Car"/>
+    <w:basedOn w:val="Fuentedeprrafopredeter"/>
+    <w:link w:val="Ttulo9"/>
     <w:uiPriority w:val="9"/>
     <w:semiHidden/>
     <w:rsid w:val="00AD609F"/>
@@ -1504,11 +1531,11 @@
       <w:color w:val="272727" w:themeColor="text1" w:themeTint="D8"/>
     </w:rPr>
   </w:style>
-  <w:style w:type="paragraph" w:styleId="Title">
+  <w:style w:type="paragraph" w:styleId="Ttulo">
     <w:name w:val="Title"/>
     <w:basedOn w:val="Normal"/>
     <w:next w:val="Normal"/>
-    <w:link w:val="TitleChar"/>
+    <w:link w:val="TtuloCar"/>
     <w:uiPriority w:val="10"/>
     <w:qFormat/>
     <w:rsid w:val="00AD609F"/>
@@ -1524,10 +1551,10 @@
       <w:szCs w:val="56"/>
     </w:rPr>
   </w:style>
-  <w:style w:type="character" w:customStyle="1" w:styleId="TitleChar">
-    <w:name w:val="Title Char"/>
-    <w:basedOn w:val="DefaultParagraphFont"/>
-    <w:link w:val="Title"/>
+  <w:style w:type="character" w:customStyle="1" w:styleId="TtuloCar">
+    <w:name w:val="Título Car"/>
+    <w:basedOn w:val="Fuentedeprrafopredeter"/>
+    <w:link w:val="Ttulo"/>
     <w:uiPriority w:val="10"/>
     <w:rsid w:val="00AD609F"/>
     <w:rPr>
@@ -1538,11 +1565,11 @@
       <w:szCs w:val="56"/>
     </w:rPr>
   </w:style>
-  <w:style w:type="paragraph" w:styleId="Subtitle">
+  <w:style w:type="paragraph" w:styleId="Subttulo">
     <w:name w:val="Subtitle"/>
     <w:basedOn w:val="Normal"/>
     <w:next w:val="Normal"/>
-    <w:link w:val="SubtitleChar"/>
+    <w:link w:val="SubttuloCar"/>
     <w:uiPriority w:val="11"/>
     <w:qFormat/>
     <w:rsid w:val="00AD609F"/>
@@ -1559,10 +1586,10 @@
       <w:szCs w:val="28"/>
     </w:rPr>
   </w:style>
-  <w:style w:type="character" w:customStyle="1" w:styleId="SubtitleChar">
-    <w:name w:val="Subtitle Char"/>
-    <w:basedOn w:val="DefaultParagraphFont"/>
-    <w:link w:val="Subtitle"/>
+  <w:style w:type="character" w:customStyle="1" w:styleId="SubttuloCar">
+    <w:name w:val="Subtítulo Car"/>
+    <w:basedOn w:val="Fuentedeprrafopredeter"/>
+    <w:link w:val="Subttulo"/>
     <w:uiPriority w:val="11"/>
     <w:rsid w:val="00AD609F"/>
     <w:rPr>
@@ -1573,11 +1600,11 @@
       <w:szCs w:val="28"/>
     </w:rPr>
   </w:style>
-  <w:style w:type="paragraph" w:styleId="Quote">
+  <w:style w:type="paragraph" w:styleId="Cita">
     <w:name w:val="Quote"/>
     <w:basedOn w:val="Normal"/>
     <w:next w:val="Normal"/>
-    <w:link w:val="QuoteChar"/>
+    <w:link w:val="CitaCar"/>
     <w:uiPriority w:val="29"/>
     <w:qFormat/>
     <w:rsid w:val="00AD609F"/>
@@ -1591,10 +1618,10 @@
       <w:color w:val="404040" w:themeColor="text1" w:themeTint="BF"/>
     </w:rPr>
   </w:style>
-  <w:style w:type="character" w:customStyle="1" w:styleId="QuoteChar">
-    <w:name w:val="Quote Char"/>
-    <w:basedOn w:val="DefaultParagraphFont"/>
-    <w:link w:val="Quote"/>
+  <w:style w:type="character" w:customStyle="1" w:styleId="CitaCar">
+    <w:name w:val="Cita Car"/>
+    <w:basedOn w:val="Fuentedeprrafopredeter"/>
+    <w:link w:val="Cita"/>
     <w:uiPriority w:val="29"/>
     <w:rsid w:val="00AD609F"/>
     <w:rPr>
@@ -1603,7 +1630,7 @@
       <w:color w:val="404040" w:themeColor="text1" w:themeTint="BF"/>
     </w:rPr>
   </w:style>
-  <w:style w:type="paragraph" w:styleId="ListParagraph">
+  <w:style w:type="paragraph" w:styleId="Prrafodelista">
     <w:name w:val="List Paragraph"/>
     <w:basedOn w:val="Normal"/>
     <w:uiPriority w:val="34"/>
@@ -1614,9 +1641,9 @@
       <w:contextualSpacing/>
     </w:pPr>
   </w:style>
-  <w:style w:type="character" w:styleId="IntenseEmphasis">
+  <w:style w:type="character" w:styleId="nfasisintenso">
     <w:name w:val="Intense Emphasis"/>
-    <w:basedOn w:val="DefaultParagraphFont"/>
+    <w:basedOn w:val="Fuentedeprrafopredeter"/>
     <w:uiPriority w:val="21"/>
     <w:qFormat/>
     <w:rsid w:val="00AD609F"/>
@@ -1626,11 +1653,11 @@
       <w:color w:val="2F5496" w:themeColor="accent1" w:themeShade="BF"/>
     </w:rPr>
   </w:style>
-  <w:style w:type="paragraph" w:styleId="IntenseQuote">
+  <w:style w:type="paragraph" w:styleId="Citadestacada">
     <w:name w:val="Intense Quote"/>
     <w:basedOn w:val="Normal"/>
     <w:next w:val="Normal"/>
-    <w:link w:val="IntenseQuoteChar"/>
+    <w:link w:val="CitadestacadaCar"/>
     <w:uiPriority w:val="30"/>
     <w:qFormat/>
     <w:rsid w:val="00AD609F"/>
@@ -1649,10 +1676,10 @@
       <w:color w:val="2F5496" w:themeColor="accent1" w:themeShade="BF"/>
     </w:rPr>
   </w:style>
-  <w:style w:type="character" w:customStyle="1" w:styleId="IntenseQuoteChar">
-    <w:name w:val="Intense Quote Char"/>
-    <w:basedOn w:val="DefaultParagraphFont"/>
-    <w:link w:val="IntenseQuote"/>
+  <w:style w:type="character" w:customStyle="1" w:styleId="CitadestacadaCar">
+    <w:name w:val="Cita destacada Car"/>
+    <w:basedOn w:val="Fuentedeprrafopredeter"/>
+    <w:link w:val="Citadestacada"/>
     <w:uiPriority w:val="30"/>
     <w:rsid w:val="00AD609F"/>
     <w:rPr>
@@ -1661,9 +1688,9 @@
       <w:color w:val="2F5496" w:themeColor="accent1" w:themeShade="BF"/>
     </w:rPr>
   </w:style>
-  <w:style w:type="character" w:styleId="IntenseReference">
+  <w:style w:type="character" w:styleId="Referenciaintensa">
     <w:name w:val="Intense Reference"/>
-    <w:basedOn w:val="DefaultParagraphFont"/>
+    <w:basedOn w:val="Fuentedeprrafopredeter"/>
     <w:uiPriority w:val="32"/>
     <w:qFormat/>
     <w:rsid w:val="00AD609F"/>
@@ -1675,9 +1702,9 @@
       <w:spacing w:val="5"/>
     </w:rPr>
   </w:style>
-  <w:style w:type="table" w:styleId="TableGrid">
+  <w:style w:type="table" w:styleId="Tablaconcuadrcula">
     <w:name w:val="Table Grid"/>
-    <w:basedOn w:val="TableNormal"/>
+    <w:basedOn w:val="Tablanormal"/>
     <w:uiPriority w:val="39"/>
     <w:rsid w:val="002B036D"/>
     <w:pPr>

--- a/PA1_CastellaCot_MartinGiol_GutierrezCanuto/bin/p07_BarrageLaunchers/ShortReport.docx
+++ b/PA1_CastellaCot_MartinGiol_GutierrezCanuto/bin/p07_BarrageLaunchers/ShortReport.docx
@@ -121,7 +121,7 @@
               <w:rPr>
                 <w:color w:val="FF0000"/>
               </w:rPr>
-              <w:t>Answer here</w:t>
+              <w:t>I used a fixed thread pool with as many threads as available processors. This balances performance and avoids creating too many threads.</w:t>
             </w:r>
           </w:p>
         </w:tc>
@@ -160,7 +160,13 @@
               <w:rPr>
                 <w:color w:val="FF0000"/>
               </w:rPr>
-              <w:t>Answer here</w:t>
+              <w:t>I considered a cached thread pool but rejected it because it could create too many threads, increasing overhead instead of improving speed</w:t>
+            </w:r>
+            <w:r>
+              <w:rPr>
+                <w:color w:val="FF0000"/>
+              </w:rPr>
+              <w:t>.</w:t>
             </w:r>
           </w:p>
         </w:tc>
@@ -230,6 +236,17 @@
             <w:r>
               <w:t>Execution time</w:t>
             </w:r>
+            <w:r>
+              <w:t xml:space="preserve"> (</w:t>
+            </w:r>
+            <w:proofErr w:type="spellStart"/>
+            <w:r>
+              <w:t>ms</w:t>
+            </w:r>
+            <w:proofErr w:type="spellEnd"/>
+            <w:r>
+              <w:t>)</w:t>
+            </w:r>
           </w:p>
         </w:tc>
       </w:tr>
@@ -305,13 +322,21 @@
           <w:tcPr>
             <w:tcW w:w="2831" w:type="dxa"/>
           </w:tcPr>
-          <w:p/>
+          <w:p>
+            <w:r>
+              <w:t>1330</w:t>
+            </w:r>
+          </w:p>
         </w:tc>
         <w:tc>
           <w:tcPr>
             <w:tcW w:w="2832" w:type="dxa"/>
           </w:tcPr>
-          <w:p/>
+          <w:p>
+            <w:r>
+              <w:t>12907</w:t>
+            </w:r>
+          </w:p>
         </w:tc>
       </w:tr>
       <w:tr>
@@ -337,13 +362,21 @@
           <w:tcPr>
             <w:tcW w:w="2831" w:type="dxa"/>
           </w:tcPr>
-          <w:p/>
+          <w:p>
+            <w:r>
+              <w:t>1429</w:t>
+            </w:r>
+          </w:p>
         </w:tc>
         <w:tc>
           <w:tcPr>
             <w:tcW w:w="2832" w:type="dxa"/>
           </w:tcPr>
-          <w:p/>
+          <w:p>
+            <w:r>
+              <w:t>12942</w:t>
+            </w:r>
+          </w:p>
         </w:tc>
       </w:tr>
       <w:tr>
@@ -369,13 +402,21 @@
           <w:tcPr>
             <w:tcW w:w="2831" w:type="dxa"/>
           </w:tcPr>
-          <w:p/>
+          <w:p>
+            <w:r>
+              <w:t>1272</w:t>
+            </w:r>
+          </w:p>
         </w:tc>
         <w:tc>
           <w:tcPr>
             <w:tcW w:w="2832" w:type="dxa"/>
           </w:tcPr>
-          <w:p/>
+          <w:p>
+            <w:r>
+              <w:t>12306</w:t>
+            </w:r>
+          </w:p>
         </w:tc>
       </w:tr>
       <w:tr>
@@ -401,13 +442,21 @@
           <w:tcPr>
             <w:tcW w:w="2831" w:type="dxa"/>
           </w:tcPr>
-          <w:p/>
+          <w:p>
+            <w:r>
+              <w:t>1559</w:t>
+            </w:r>
+          </w:p>
         </w:tc>
         <w:tc>
           <w:tcPr>
             <w:tcW w:w="2832" w:type="dxa"/>
           </w:tcPr>
-          <w:p/>
+          <w:p>
+            <w:r>
+              <w:t>12535</w:t>
+            </w:r>
+          </w:p>
         </w:tc>
       </w:tr>
       <w:tr>
@@ -433,13 +482,21 @@
           <w:tcPr>
             <w:tcW w:w="2831" w:type="dxa"/>
           </w:tcPr>
-          <w:p/>
+          <w:p>
+            <w:r>
+              <w:t>1705</w:t>
+            </w:r>
+          </w:p>
         </w:tc>
         <w:tc>
           <w:tcPr>
             <w:tcW w:w="2832" w:type="dxa"/>
           </w:tcPr>
-          <w:p/>
+          <w:p>
+            <w:r>
+              <w:t>12213</w:t>
+            </w:r>
+          </w:p>
         </w:tc>
       </w:tr>
       <w:tr>
@@ -465,13 +522,21 @@
           <w:tcPr>
             <w:tcW w:w="2831" w:type="dxa"/>
           </w:tcPr>
-          <w:p/>
+          <w:p>
+            <w:r>
+              <w:t>1805</w:t>
+            </w:r>
+          </w:p>
         </w:tc>
         <w:tc>
           <w:tcPr>
             <w:tcW w:w="2832" w:type="dxa"/>
           </w:tcPr>
-          <w:p/>
+          <w:p>
+            <w:r>
+              <w:t>12292</w:t>
+            </w:r>
+          </w:p>
         </w:tc>
       </w:tr>
       <w:tr>
@@ -497,13 +562,21 @@
           <w:tcPr>
             <w:tcW w:w="2831" w:type="dxa"/>
           </w:tcPr>
-          <w:p/>
+          <w:p>
+            <w:r>
+              <w:t>1731</w:t>
+            </w:r>
+          </w:p>
         </w:tc>
         <w:tc>
           <w:tcPr>
             <w:tcW w:w="2832" w:type="dxa"/>
           </w:tcPr>
-          <w:p/>
+          <w:p>
+            <w:r>
+              <w:t>12642</w:t>
+            </w:r>
+          </w:p>
         </w:tc>
       </w:tr>
       <w:tr>
@@ -529,13 +602,21 @@
           <w:tcPr>
             <w:tcW w:w="2831" w:type="dxa"/>
           </w:tcPr>
-          <w:p/>
+          <w:p>
+            <w:r>
+              <w:t>1836</w:t>
+            </w:r>
+          </w:p>
         </w:tc>
         <w:tc>
           <w:tcPr>
             <w:tcW w:w="2832" w:type="dxa"/>
           </w:tcPr>
-          <w:p/>
+          <w:p>
+            <w:r>
+              <w:t>12321</w:t>
+            </w:r>
+          </w:p>
         </w:tc>
       </w:tr>
       <w:tr>
@@ -561,13 +642,21 @@
           <w:tcPr>
             <w:tcW w:w="2831" w:type="dxa"/>
           </w:tcPr>
-          <w:p/>
+          <w:p>
+            <w:r>
+              <w:t>1803</w:t>
+            </w:r>
+          </w:p>
         </w:tc>
         <w:tc>
           <w:tcPr>
             <w:tcW w:w="2832" w:type="dxa"/>
           </w:tcPr>
-          <w:p/>
+          <w:p>
+            <w:r>
+              <w:t>12201</w:t>
+            </w:r>
+          </w:p>
         </w:tc>
       </w:tr>
       <w:tr>
@@ -593,13 +682,21 @@
           <w:tcPr>
             <w:tcW w:w="2831" w:type="dxa"/>
           </w:tcPr>
-          <w:p/>
+          <w:p>
+            <w:r>
+              <w:t>1637</w:t>
+            </w:r>
+          </w:p>
         </w:tc>
         <w:tc>
           <w:tcPr>
             <w:tcW w:w="2832" w:type="dxa"/>
           </w:tcPr>
-          <w:p/>
+          <w:p>
+            <w:r>
+              <w:t>12602</w:t>
+            </w:r>
+          </w:p>
         </w:tc>
       </w:tr>
       <w:tr>
@@ -620,13 +717,21 @@
           <w:tcPr>
             <w:tcW w:w="2831" w:type="dxa"/>
           </w:tcPr>
-          <w:p/>
+          <w:p>
+            <w:r>
+              <w:t>1600,7</w:t>
+            </w:r>
+          </w:p>
         </w:tc>
         <w:tc>
           <w:tcPr>
             <w:tcW w:w="2832" w:type="dxa"/>
           </w:tcPr>
-          <w:p/>
+          <w:p>
+            <w:r>
+              <w:t>12446,1</w:t>
+            </w:r>
+          </w:p>
         </w:tc>
       </w:tr>
     </w:tbl>
@@ -670,7 +775,7 @@
               <w:rPr>
                 <w:color w:val="FF0000"/>
               </w:rPr>
-              <w:t>Answer here</w:t>
+              <w:t>The non-pooled strategy caused more interference because creating 100,000 separate threads overloaded the system. The pooled approach reused threads, making it much faster.</w:t>
             </w:r>
           </w:p>
         </w:tc>
@@ -1388,7 +1493,6 @@
   <w:style w:type="character" w:default="1" w:styleId="Fuentedeprrafopredeter">
     <w:name w:val="Default Paragraph Font"/>
     <w:uiPriority w:val="1"/>
-    <w:semiHidden/>
     <w:unhideWhenUsed/>
   </w:style>
   <w:style w:type="table" w:default="1" w:styleId="Tablanormal">
